--- a/example_articles/states/New Jersey/3.states_New Jersey_New_York_Times.docx
+++ b/example_articles/states/New Jersey/3.states_New Jersey_New_York_Times.docx
@@ -27,17 +27,17 @@
     </w:p>
     <w:p>
       <w:r>
-        <w:t>Source File: NYT/41.DOCX</w:t>
+        <w:t>Source file: NYT/41.DOCX</w:t>
       </w:r>
     </w:p>
     <w:p>
       <w:r>
-        <w:t>Raw locations result: ['New Jersey']</w:t>
+        <w:t>Raw locations result, 'locations': ['New Jersey']</w:t>
       </w:r>
     </w:p>
     <w:p>
       <w:r>
-        <w:t>states_stand_flat (Standardized): New Jersey</w:t>
+        <w:t>Standardized locations result, 'states_stand_flat': New Jersey</w:t>
       </w:r>
     </w:p>
     <w:p>

--- a/example_articles/states/New Jersey/3.states_New Jersey_New_York_Times.docx
+++ b/example_articles/states/New Jersey/3.states_New Jersey_New_York_Times.docx
@@ -7,7 +7,7 @@
         <w:pStyle w:val="Heading1"/>
       </w:pPr>
       <w:r>
-        <w:t>Grieving for 2 Children Killed by Car</w:t>
+        <w:t>New Life for Hoboken's Ghost Waterfront? Vote to Decide</w:t>
       </w:r>
     </w:p>
     <w:p>
@@ -17,17 +17,17 @@
     </w:p>
     <w:p>
       <w:r>
-        <w:t>Date: 1990-07-12</w:t>
+        <w:t>Date: 1990-07-09</w:t>
       </w:r>
     </w:p>
     <w:p>
       <w:r>
-        <w:t>Section: Section B; Page 3, Column 4; Metropolitan Desk</w:t>
+        <w:t>Section: Section B; Page 1, Column 2; Metropolitan Desk</w:t>
       </w:r>
     </w:p>
     <w:p>
       <w:r>
-        <w:t>Source file: NYT/41.DOCX</w:t>
+        <w:t>Source file: NYT/51.DOCX</w:t>
       </w:r>
     </w:p>
     <w:p>
@@ -49,65 +49,79 @@
     </w:p>
     <w:p>
       <w:r>
-        <w:t>What Vincent Greco remembered most yesterday was how careful the 5-year-old was.</w:t>
+        <w:t>Brick and steel, bit by bit, the 90-year-old piers built here by German steamship lines to last for ages are reluctantly coming down, opening this Hudson River waterfront to a future filled with uncertainty.</w:t>
         <w:br/>
-        <w:t>The child, Charlie Brucculeri, would always ask, '' 'Can you cross me? ''</w:t>
+        <w:t>As huge jackhammers strain to undo the Germans' fastidiousness - these fireproof piers replaced earlier ones destroyed in a fire in 1900 - Hoboken residents prepare to vote tomorrow on what the waterfront and the city itself should become.</w:t>
         <w:br/>
-        <w:t>''If I couldn't,'' 13-year-old Vincent said, ''he just wouldn't go.''</w:t>
+        <w:t>Hoboken's mayor and other city officials want the Port Authority of New York and New Jersey to help build a huge new complex of offices, stores, apartments and a park that will reflect a sophisticated new urbanity.</w:t>
         <w:br/>
-        <w:t>It is important to be careful around 145th Avenue and Hook Creek Boulevard in Rosedale, Queens. Cars and trucks come bounding down 145th Avenue, some toward a nearby industrial park. Over the years, parents have learned to keep their children under strict rein.</w:t>
+        <w:t>On the other side, a coalition of city residents, who in a similar vote last year unsuccessfully tried to have the piers turned into a 30-acre park, oppose the Port Authority plan. They say they will accept development, but only on a small scale in keeping with the city's 19th-century streetscape.</w:t>
         <w:br/>
-        <w:t>But Tuesday night, all their caution could not save the lives of Charlie and his friend, 6-year-old Jennifer Medina.</w:t>
+        <w:t>The vote comes less than two weeks after the announcement that another waterfront fixture, the Maxwell House coffee plant, the last major smokestack industry on the river's edge, will close in 18 months.</w:t>
         <w:br/>
         <w:t xml:space="preserve"> </w:t>
         <w:br/>
-        <w:t>'Terrible Pain'</w:t>
+        <w:t>Drastic Change in the Offing</w:t>
         <w:br/>
-        <w:t>Shortly before 8 P.M., while they played on a neighbor's lawn, a car ran out of control, striking them and two other children. Charlie and Jennifer died soon afterward. The other children, Ronaland Francois, 14, and her sister Sorrente, 11, were knocked unconscious and suffered broken bones. They were reported in stable condition last night at Franklin General Hospital, in Valley Stream, L.I.</w:t>
+        <w:t>Whatever the voters decide, it is certain that this city's relationship to its waterfront, one that in many ways shaped Hoboken's character, is in for a drastic change.</w:t>
         <w:br/>
-        <w:t>''My girls, they are terrible, in terrible pain,'' said their father, Roland Francois.</w:t>
+        <w:t>''It's sad to see it go,'' Donald Barrett, a retired Hoboken longshoreman, said of the pier during a recent trip to watch a wrecker's ball bounce off the doomed waterfront buildings. ''While it was here, it was home. But I don't think it means that much to the city any more.''</w:t>
         <w:br/>
-        <w:t>The police have not charged the driver, Eric Collins, 22, of 145 Martense Street in the Flatbush section of Brooklyn, pending an investigation. They impounded his car after he told them that the gas pedal had stuck and that he was unable to stop the vehicle as it plunged east on 145th Avenue, crossed Hook Creek Boulevard, veered right and plowed into the children outside the Francois home at 260-04 145th Avenue.</w:t>
+        <w:t>Once the waterfront was a place of pungent sights and smells that flavored the entire community. Here the community merges with the waterfront. East-west streets lead directly to the river, people live across the street from the docks and a long ball hit at the Little League field can plop down close to Pier C. At first this closeness was a splendid advantage. When the city was settled, the river's edge served as a gentle docking place for the world's first steam ferry and for harried New Yorkers looking to wile away a hot summer's afternoon. It was under such conditions that the first baseball game was supposed to have been played on the Elysian Fields, just above the waterfront, in 1846. In 1861 the first commercial piers were built, and soon seamen, merchants and immigrants started to fill Hoboken's streets.</w:t>
         <w:br/>
-        <w:t>Yesterday, friends and strangers congregated on the lawn to gaze at the spot where the children had fallen. Some left bouquets. They talked about rushing out to help the children, discussed funeral plans and asked Mr. Francois about his daughters.</w:t>
+        <w:t>By 1917 prosperous Germans ran the waterfront and City Hall, and many public- school classes were taught in German.</w:t>
+        <w:br/>
+        <w:t>Then World War I broke out, and the United States Government seized the piers and the huge German-built ships docked there. Fearing spies and saboteurs, the Government placed the entire city under martial law, and a few old residents still remember seeing soldiers marching up First Street toward the port. More than a million doughboys set sail from here, vowing as they left to be in ''heaven, hell or Hoboken'' by Christmas.</w:t>
+        <w:br/>
+        <w:t>It was in the 1950's, when its piers, shipyards and gloomy factories were bustling, that the waterfront defined Hoboken as a rough-and-tumble working-class town, a port of call where streets echoed with a dozen languages and cultures.</w:t>
+        <w:br/>
+        <w:t>So well developed was that persona that Hoboken was selected as the film set for ''On the Waterfront,'' which etched indelibly onto millions of minds what a waterfront looked and sounded like.</w:t>
         <w:br/>
         <w:t xml:space="preserve"> </w:t>
         <w:br/>
-        <w:t>'We're All a Family'</w:t>
+        <w:t>No Room to Expand</w:t>
         <w:br/>
-        <w:t>The people in the working-class neighborhood described themselves as a close-knit community, where children of all ages play together and watch out for one another.</w:t>
+        <w:t>Thoroughly modernized by the Port Authority in the early 1950's, the Hoboken piers were undone by progress and the long steel boxes called containers in which nearly all overseas cargo is now transported. The containers are highly efficient but voracious in their need for space. Hoboken's early advantage turned into a drawback because there was no room to expand.</w:t>
         <w:br/>
-        <w:t>Ernest Cubero estimated that 50 children live on the two adjacent blocks.</w:t>
+        <w:t>So in 1971 the cargo-handling companies simply picked up and left for Port Newark-Elizabeth, now one of the world's busiest container ports. Hoboken's piers have been silent since, a backlot movie prop.</w:t>
         <w:br/>
-        <w:t>''It's countrylike here,'' he said. ''They all go to the pool to swim here. They all rush out for the ice cream man every night. We're all a family and it will be a long time before the area recovers.''</w:t>
+        <w:t>The Port Authority, which has a long-term lease for use of the piers, has been interested in developing them for the last decade. The agency got legislation passed in both New York and New Jersey that allows it to get involved in such a project, but then it had to overcome deep community opposition.</w:t>
         <w:br/>
-        <w:t>Barbara Green echoed his thoughts. ''We see the same little group of children playing here every day,'' she said. You tell them to stay in the yard, not to go into the street. They were doing the right thing - and they didn't survive.''</w:t>
-        <w:br/>
-        <w:t>Neighbors said the Medinas had moved there four months ago from Ecuador. Jennifer was their only child.</w:t>
+        <w:t>Finally last year, thinking all challenges had been met, the agency prepared to sign a final agreement with the city when a group of advocates gathered enough signatures to have the contract put before a public referendum for approval.</w:t>
         <w:br/>
         <w:t xml:space="preserve"> </w:t>
         <w:br/>
-        <w:t>'A Nice Place'</w:t>
+        <w:t>Problems of Bigness Feared</w:t>
         <w:br/>
-        <w:t>Mr. Francois spent a good part of the afternoon pacing up and down outside his red-brick two-family house. ''I was inside on the telephone with a friend when I heard the accident,'' he said. ''I ran outside and saw four children laying on the ground, two of them dead.''</w:t>
+        <w:t>''It's just too big,'' said Susan O'Kane, a member of the Coalition for a Better Waterfront, the citizen group opposed to the Port Authority contract. ''Hoboken is just a little 19th-century town with 25-foot-wide streets that can't possibly absorb the traffic generated by development.''</w:t>
         <w:br/>
-        <w:t>Mr. Francois had moved to Rosedale, which borders Nassau County, from East Flatbush on May 28 because he thought it offered a better atmosphere for his daughters.</w:t>
+        <w:t>If the plan is defeated tomorrow, the city will have to begin negotiations all over again. But planning officials are optimistic that voters will approve it and that something can be done with the waterfront.</w:t>
         <w:br/>
-        <w:t>''This is a nice place,'' he said. ''We have beautiful neighbors here. We are all one family, not black, white, green, yellow. An accident can happen anyplace. That was bad luck.''</w:t>
+        <w:t>Peggy E. Thomas, director of Hoboken's Community Development Agency, says it is unfortunate that a whole era is passing, and she believes that Hoboken will never be as cohesive a community as it was before. Change is unavoidable, she said, but in some ways it will be change for the better. For 90 years a three-block-long brick warehouse on River Street - called the headhouse - has blocked people from reaching or even seeing the river.</w:t>
         <w:br/>
-        <w:t>But not everyone agreed that luck was involved. Phil Steinbuch and Mr. Cubero, friends from high school who had been the first on the scene, said complaints about safety conditions had been voiced for years.</w:t>
+        <w:t>''The headhouse connected the waterfront to the city through work,'' Ms. Thomas said. ''Taking it down will connect them in a different way.''</w:t>
         <w:br/>
         <w:t xml:space="preserve"> </w:t>
         <w:br/>
-        <w:t>'Somebody Has to Die'</w:t>
+        <w:t>Adjustment to Change Predicted</w:t>
         <w:br/>
-        <w:t>''We always wanted a light on this block,'' Mr. Steinbuch said. ''Now somebody has to die, two little babies. Maybe David Dinkins will have a couple of dollars left from the Mandela parade to make things better here.''</w:t>
+        <w:t>Mayor Patrick Pasculli, a lifelong Hoboken resident, said the city had been hit hard by the loss of the working docks and by more recent losses, like Maxwell House, but would recover.</w:t>
         <w:br/>
-        <w:t>At the intersection of Hook Creek Boulevard and 145th Avenue is only one stop sign, and a warning that trucks not making local deliveries are barred from entering 145th Avenue. But yesterday, one truck after another barreled down the street. In addition, the exit from the Airport Industrial Office Park just over the border into Nassau County brings traffic around a blind corner onto Hook Creek Boulevard.</w:t>
+        <w:t>''Just as a fine actor is able to adjust to many different roles, the city of Hoboken is resilient and will adjust to its new role, whatever that may be,'' Mr. Pasculli said. If the Port Authority plan is voted, a few bollards and cleats from the old docks will be salvaged and reused, and a monument to the World War I embarkation will be set up in the new complex. Otherwise all the history on the waterfront will be erased.</w:t>
         <w:br/>
-        <w:t>Stephanie Pinto, director of public information for the New York City Department of Transportation, said last night that she could not comment on the site. ''We will certainly give this a full investigation,'' she said.</w:t>
+        <w:t>In its place will be residential and commercial buildings, one 25 stories high. The plan includes a marina, a fishing pier and a tree-lined promenade, all designed to open up the river to the people, something that has not been possible on a large scale since the days of the original Elysian Fields.</w:t>
         <w:br/>
-        <w:t>Mr. Cubero said: ''Now we will start yelling for attention. How will I tell my daughter about Jennifer - that she is an angel in heaven now with God?''</w:t>
+        <w:t xml:space="preserve"> </w:t>
+        <w:br/>
+        <w:t>Lure of the River</w:t>
+        <w:br/>
+        <w:t>Of course, some people have always found their way down to the water. On a recent hot afternoon, about a dozen people were on the crumpled concrete deck of what used to be the Stevens Institute of Technology pier on Frank Sinatra Drive, below Castle Point. Some fished; one man caught a blue fish as long as his arm. Another had a cooler of beer strapped to his bicycle, to share with two friends.</w:t>
+        <w:br/>
+        <w:t>Carlos Marti, a 33-year-old industrial presser, said he liked to go down to the river to relax. He watched the tugs and other boats pass by in the brown river, and in spite of overflowing garbage cans and all the dirt, he felt in the air a little bit of the freedom that open waters have always represented.</w:t>
+        <w:br/>
+        <w:t>Mr. Marti said he did not know anything about the history of the waterfront or what it once meant to the city. He only knew that when it got hot enough to make asphalt streets mushy, the breeze remained cool on the river.</w:t>
+        <w:br/>
+        <w:t>''They should put something here for the people to use,'' he said. ''We got no other place to go.''</w:t>
         <w:br/>
         <w:br/>
         <w:t>Graphic</w:t>
@@ -115,7 +129,7 @@
         <w:br/>
         <w:t xml:space="preserve"> </w:t>
         <w:br/>
-        <w:t>Photo: Children stopping yesterday in front of 260-04 145th Avenue in Rosedale, Queens, where flowers marked the spot where Charlie Brucculeri, 5 years old, and Jennifer Medina, 6, were killed by a car on Tuesday. (Jack Manning/The New York Times)</w:t>
+        <w:t>Photos: The waterfront character of Hoboken, N.J., may be radically altered as old piers and warehouses are torn down. City officials want to construct a huge new complex that would contain offices, stores, apartments and a park, but not all residents approve. (Jim Wilson/The New York Times) (pg. B1); As the 90-year-old piers in Hoboken, N.J., are slowly dismantled, residents are preparing to vote tomorrow on the city's future. Fishermen cast their lines from a Hoboken landing toward the Manhattan skyline.; Marlon Brando in the 1954 film ''On the Waterfront,'' much of which was filmed on and around the Hoboken piers. (Jim Wilson/The New York Times) (pg. B4)</w:t>
       </w:r>
     </w:p>
     <w:sectPr>

--- a/example_articles/states/New Jersey/3.states_New Jersey_New_York_Times.docx
+++ b/example_articles/states/New Jersey/3.states_New Jersey_New_York_Times.docx
@@ -7,7 +7,7 @@
         <w:pStyle w:val="Heading1"/>
       </w:pPr>
       <w:r>
-        <w:t>New Life for Hoboken's Ghost Waterfront? Vote to Decide</w:t>
+        <w:t>4 Held in Retaliatory Rape of Girl, 15</w:t>
       </w:r>
     </w:p>
     <w:p>
@@ -17,17 +17,17 @@
     </w:p>
     <w:p>
       <w:r>
-        <w:t>Date: 1990-07-09</w:t>
+        <w:t>Date: 1997-05-18</w:t>
       </w:r>
     </w:p>
     <w:p>
       <w:r>
-        <w:t>Section: Section B; Page 1, Column 2; Metropolitan Desk</w:t>
+        <w:t>Section: Section 1; ; Section 1; Page 31; Column 1; Metropolitan Desk ; Column 1;</w:t>
       </w:r>
     </w:p>
     <w:p>
       <w:r>
-        <w:t>Source file: NYT/51.DOCX</w:t>
+        <w:t>Source file: NYT/41.DOCX</w:t>
       </w:r>
     </w:p>
     <w:p>
@@ -49,87 +49,41 @@
     </w:p>
     <w:p>
       <w:r>
-        <w:t>Brick and steel, bit by bit, the 90-year-old piers built here by German steamship lines to last for ages are reluctantly coming down, opening this Hudson River waterfront to a future filled with uncertainty.</w:t>
+        <w:t>Four teen-age boys were charged with raping a 15-year-old girl in a revenge attack here on Tuesday, after she encouraged a friend to report that she had been raped and sexually assaulted by two of the suspects a week earlier, the authorities said today.</w:t>
         <w:br/>
-        <w:t>As huge jackhammers strain to undo the Germans' fastidiousness - these fireproof piers replaced earlier ones destroyed in a fire in 1900 - Hoboken residents prepare to vote tomorrow on what the waterfront and the city itself should become.</w:t>
+        <w:t>The Hudson County Prosecutor, Carmen Messano, said the boys, ages 13 to 15, dragged the girl into a grassy lot in a residential neighborhood around 8 P.M. on Tuesday and took turns raping her. A week earlier, on May 6, two of the boys sexually assaulted a 15-year-old friend of the victim, who had accompanied them to an older man's apartment, Mr. Messano said.</w:t>
         <w:br/>
-        <w:t>Hoboken's mayor and other city officials want the Port Authority of New York and New Jersey to help build a huge new complex of offices, stores, apartments and a park that will reflect a sophisticated new urbanity.</w:t>
+        <w:t>The 13-year-old is charged with raping the first victim, while his 14-year-old friend is charged with sexually assaulting her, he said. The authorities would not release any of the suspects' names because they are minors.</w:t>
         <w:br/>
-        <w:t>On the other side, a coalition of city residents, who in a similar vote last year unsuccessfully tried to have the piers turned into a 30-acre park, oppose the Port Authority plan. They say they will accept development, but only on a small scale in keeping with the city's 19th-century streetscape.</w:t>
+        <w:t>James Sisk, the Public Safety Director of Bayonne, said the second victim called the Police Department around 6:30 P.M. on May 6 to report that her friend had been raped. Police officers interviewed the two girls, and the victim told them the attack had taken place at an apartment on Broadway. When the police arrived at the apartment, the suspects had left but the man who lived there gave them the boys' names, Mr. Sisk said.</w:t>
         <w:br/>
-        <w:t>The vote comes less than two weeks after the announcement that another waterfront fixture, the Maxwell House coffee plant, the last major smokestack industry on the river's edge, will close in 18 months.</w:t>
+        <w:t>He said the man apparently had not witnessed or taken part in the assault. A third boy was present at the attack but did not participate, the authorities said.</w:t>
         <w:br/>
-        <w:t xml:space="preserve"> </w:t>
+        <w:t>The police released a description of the three suspects, and within an hour a patrolman spotted them walking on a downtown street and took them to Police Headquarters, Mr. Sisk said. The case was then turned over to the Hudson County Prosecutor's Office, which investigated but did not make any immediate arrests, Mr. Messano said. He said it was not unusual for investigators to put off arrests until they finish gathering evidence.</w:t>
         <w:br/>
-        <w:t>Drastic Change in the Offing</w:t>
+        <w:t>"We were still investigating her allegations as well as all the circumstances," Mr. Messano said today.</w:t>
         <w:br/>
-        <w:t>Whatever the voters decide, it is certain that this city's relationship to its waterfront, one that in many ways shaped Hoboken's character, is in for a drastic change.</w:t>
+        <w:t>On May 13, the friend who had alerted the police was walking along 34th Street on her way home when she spotted the two suspects, the third boy, 14, and a fourth boy, 15, Mr. Sisk said. He said the boys crossed the street, grabbed her and dragged her into an empty lot next to the Elks Lodge, where each one raped her.</w:t>
         <w:br/>
-        <w:t>''It's sad to see it go,'' Donald Barrett, a retired Hoboken longshoreman, said of the pier during a recent trip to watch a wrecker's ball bounce off the doomed waterfront buildings. ''While it was here, it was home. But I don't think it means that much to the city any more.''</w:t>
+        <w:t>Mr. Messano said that during the attack, the suspects told the girl they were punishing her for encouraging her friend to report the first crime. She told officials at her school about the attack the next day, and they informed the police, he said.</w:t>
         <w:br/>
-        <w:t>Once the waterfront was a place of pungent sights and smells that flavored the entire community. Here the community merges with the waterfront. East-west streets lead directly to the river, people live across the street from the docks and a long ball hit at the Little League field can plop down close to Pier C. At first this closeness was a splendid advantage. When the city was settled, the river's edge served as a gentle docking place for the world's first steam ferry and for harried New Yorkers looking to wile away a hot summer's afternoon. It was under such conditions that the first baseball game was supposed to have been played on the Elysian Fields, just above the waterfront, in 1846. In 1861 the first commercial piers were built, and soon seamen, merchants and immigrants started to fill Hoboken's streets.</w:t>
+        <w:t>"We have our share of incidents where juveniles commit some type of sex offense," he said. "But I don't recall one taking place under such vicious circumstances, or with this type of purposeful retaliation."</w:t>
         <w:br/>
-        <w:t>By 1917 prosperous Germans ran the waterfront and City Hall, and many public- school classes were taught in German.</w:t>
+        <w:t>Mr. Messano said he planned to prosecute the three older boys as adults. Under New Jersey law, the 13-year-old suspect must be tried as a juvenile.</w:t>
         <w:br/>
-        <w:t>Then World War I broke out, and the United States Government seized the piers and the huge German-built ships docked there. Fearing spies and saboteurs, the Government placed the entire city under martial law, and a few old residents still remember seeing soldiers marching up First Street toward the port. More than a million doughboys set sail from here, vowing as they left to be in ''heaven, hell or Hoboken'' by Christmas.</w:t>
+        <w:t>The Jersey Journal reported in today's editions that the 13-year-old boy had an extensive criminal record, but neither Mr. Messano nor Mr. Sisk would confirm that.</w:t>
         <w:br/>
-        <w:t>It was in the 1950's, when its piers, shipyards and gloomy factories were bustling, that the waterfront defined Hoboken as a rough-and-tumble working-class town, a port of call where streets echoed with a dozen languages and cultures.</w:t>
+        <w:t>All of the boys, who were arrested at their homes here early Thursday, have been charged with aggravated sexual assault, kidnapping and making terroristic threats, he said. They are being held in the Hudson County Youth House in Secaucus until a preliminary hearing on Monday, he said.</w:t>
         <w:br/>
-        <w:t>So well developed was that persona that Hoboken was selected as the film set for ''On the Waterfront,'' which etched indelibly onto millions of minds what a waterfront looked and sounded like.</w:t>
+        <w:t>The 15-year-old suspect is a freshman at Bayonne High School, Mr. Messano said, while the others attend local grammar schools. None of the suspects lives on 34th Street, although one lives two blocks away, Mr. Sisk said.</w:t>
         <w:br/>
-        <w:t xml:space="preserve"> </w:t>
+        <w:t>The lot, where children often play baseball, is on a block lined with one- and two-family homes. Mr. Sisk described it as a middle-class neighborhood, but he added that the city's most affluent neighborhood is only blocks away. He said crime had been decreasing in Bayonne, a working-class city of 62,000 people on a peninsula south of Jersey City.</w:t>
         <w:br/>
-        <w:t>No Room to Expand</w:t>
+        <w:t>A recent analysis of crime statistics by The New York Times found that Bayonne had seven reported rapes in 1995 and five in 1996, fewer in proportion to its population than any of the state's other large cities. Bayonne's rape rate in 1996 was 82 percent lower than the average for the state's 10 largest cities.</w:t>
         <w:br/>
-        <w:t>Thoroughly modernized by the Port Authority in the early 1950's, the Hoboken piers were undone by progress and the long steel boxes called containers in which nearly all overseas cargo is now transported. The containers are highly efficient but voracious in their need for space. Hoboken's early advantage turned into a drawback because there was no room to expand.</w:t>
+        <w:t>The major exception to the decrease in crime came in March, when a 20-year-old man walked into Bayonne High School one morning, fatally stabbed an 18-year-old senior and seriously injured his 17-year-old friend. The suspect, David Rodriguez, told the authorities he had come to the school to look for his younger brother. Witnesses said the stabbings had followed a brief argument between Mr. Rodriguez and the two victims.</w:t>
         <w:br/>
-        <w:t>So in 1971 the cargo-handling companies simply picked up and left for Port Newark-Elizabeth, now one of the world's busiest container ports. Hoboken's piers have been silent since, a backlot movie prop.</w:t>
-        <w:br/>
-        <w:t>The Port Authority, which has a long-term lease for use of the piers, has been interested in developing them for the last decade. The agency got legislation passed in both New York and New Jersey that allows it to get involved in such a project, but then it had to overcome deep community opposition.</w:t>
-        <w:br/>
-        <w:t>Finally last year, thinking all challenges had been met, the agency prepared to sign a final agreement with the city when a group of advocates gathered enough signatures to have the contract put before a public referendum for approval.</w:t>
-        <w:br/>
-        <w:t xml:space="preserve"> </w:t>
-        <w:br/>
-        <w:t>Problems of Bigness Feared</w:t>
-        <w:br/>
-        <w:t>''It's just too big,'' said Susan O'Kane, a member of the Coalition for a Better Waterfront, the citizen group opposed to the Port Authority contract. ''Hoboken is just a little 19th-century town with 25-foot-wide streets that can't possibly absorb the traffic generated by development.''</w:t>
-        <w:br/>
-        <w:t>If the plan is defeated tomorrow, the city will have to begin negotiations all over again. But planning officials are optimistic that voters will approve it and that something can be done with the waterfront.</w:t>
-        <w:br/>
-        <w:t>Peggy E. Thomas, director of Hoboken's Community Development Agency, says it is unfortunate that a whole era is passing, and she believes that Hoboken will never be as cohesive a community as it was before. Change is unavoidable, she said, but in some ways it will be change for the better. For 90 years a three-block-long brick warehouse on River Street - called the headhouse - has blocked people from reaching or even seeing the river.</w:t>
-        <w:br/>
-        <w:t>''The headhouse connected the waterfront to the city through work,'' Ms. Thomas said. ''Taking it down will connect them in a different way.''</w:t>
-        <w:br/>
-        <w:t xml:space="preserve"> </w:t>
-        <w:br/>
-        <w:t>Adjustment to Change Predicted</w:t>
-        <w:br/>
-        <w:t>Mayor Patrick Pasculli, a lifelong Hoboken resident, said the city had been hit hard by the loss of the working docks and by more recent losses, like Maxwell House, but would recover.</w:t>
-        <w:br/>
-        <w:t>''Just as a fine actor is able to adjust to many different roles, the city of Hoboken is resilient and will adjust to its new role, whatever that may be,'' Mr. Pasculli said. If the Port Authority plan is voted, a few bollards and cleats from the old docks will be salvaged and reused, and a monument to the World War I embarkation will be set up in the new complex. Otherwise all the history on the waterfront will be erased.</w:t>
-        <w:br/>
-        <w:t>In its place will be residential and commercial buildings, one 25 stories high. The plan includes a marina, a fishing pier and a tree-lined promenade, all designed to open up the river to the people, something that has not been possible on a large scale since the days of the original Elysian Fields.</w:t>
-        <w:br/>
-        <w:t xml:space="preserve"> </w:t>
-        <w:br/>
-        <w:t>Lure of the River</w:t>
-        <w:br/>
-        <w:t>Of course, some people have always found their way down to the water. On a recent hot afternoon, about a dozen people were on the crumpled concrete deck of what used to be the Stevens Institute of Technology pier on Frank Sinatra Drive, below Castle Point. Some fished; one man caught a blue fish as long as his arm. Another had a cooler of beer strapped to his bicycle, to share with two friends.</w:t>
-        <w:br/>
-        <w:t>Carlos Marti, a 33-year-old industrial presser, said he liked to go down to the river to relax. He watched the tugs and other boats pass by in the brown river, and in spite of overflowing garbage cans and all the dirt, he felt in the air a little bit of the freedom that open waters have always represented.</w:t>
-        <w:br/>
-        <w:t>Mr. Marti said he did not know anything about the history of the waterfront or what it once meant to the city. He only knew that when it got hot enough to make asphalt streets mushy, the breeze remained cool on the river.</w:t>
-        <w:br/>
-        <w:t>''They should put something here for the people to use,'' he said. ''We got no other place to go.''</w:t>
-        <w:br/>
-        <w:br/>
-        <w:t>Graphic</w:t>
-        <w:br/>
-        <w:br/>
-        <w:t xml:space="preserve"> </w:t>
-        <w:br/>
-        <w:t>Photos: The waterfront character of Hoboken, N.J., may be radically altered as old piers and warehouses are torn down. City officials want to construct a huge new complex that would contain offices, stores, apartments and a park, but not all residents approve. (Jim Wilson/The New York Times) (pg. B1); As the 90-year-old piers in Hoboken, N.J., are slowly dismantled, residents are preparing to vote tomorrow on the city's future. Fishermen cast their lines from a Hoboken landing toward the Manhattan skyline.; Marlon Brando in the 1954 film ''On the Waterfront,'' much of which was filmed on and around the Hoboken piers. (Jim Wilson/The New York Times) (pg. B4)</w:t>
+        <w:t>"The stabbing was an absolute aberration," Mr. Sisk said. "And this gang-rape stuff, this does not happen here. This is an isolated incident perpetrated by some vicious and angry individuals with no respect for the law."</w:t>
       </w:r>
     </w:p>
     <w:sectPr>
